--- a/Gulf-Ecosystem-Status-Report.docx
+++ b/Gulf-Ecosystem-Status-Report.docx
@@ -23,7 +23,7 @@
         <w:pStyle w:val="Date"/>
       </w:pPr>
       <w:r>
-        <w:t xml:space="preserve">2026-08-28</w:t>
+        <w:t xml:space="preserve">2026-10-19</w:t>
       </w:r>
     </w:p>
     <w:sdt>

--- a/Gulf-Ecosystem-Status-Report.docx
+++ b/Gulf-Ecosystem-Status-Report.docx
@@ -23,7 +23,7 @@
         <w:pStyle w:val="Date"/>
       </w:pPr>
       <w:r>
-        <w:t xml:space="preserve">2026-10-19</w:t>
+        <w:t xml:space="preserve">2026-10-20</w:t>
       </w:r>
     </w:p>
     <w:sdt>

--- a/Gulf-Ecosystem-Status-Report.docx
+++ b/Gulf-Ecosystem-Status-Report.docx
@@ -23,7 +23,7 @@
         <w:pStyle w:val="Date"/>
       </w:pPr>
       <w:r>
-        <w:t xml:space="preserve">2026-10-20</w:t>
+        <w:t xml:space="preserve">2026-10-21</w:t>
       </w:r>
     </w:p>
     <w:sdt>

--- a/Gulf-Ecosystem-Status-Report.docx
+++ b/Gulf-Ecosystem-Status-Report.docx
@@ -23,7 +23,7 @@
         <w:pStyle w:val="Date"/>
       </w:pPr>
       <w:r>
-        <w:t xml:space="preserve">2026-10-21</w:t>
+        <w:t xml:space="preserve">2026-10-23</w:t>
       </w:r>
     </w:p>
     <w:sdt>

--- a/Gulf-Ecosystem-Status-Report.docx
+++ b/Gulf-Ecosystem-Status-Report.docx
@@ -23,7 +23,7 @@
         <w:pStyle w:val="Date"/>
       </w:pPr>
       <w:r>
-        <w:t xml:space="preserve">2026-10-23</w:t>
+        <w:t xml:space="preserve">2026-10-26</w:t>
       </w:r>
     </w:p>
     <w:sdt>

--- a/Gulf-Ecosystem-Status-Report.docx
+++ b/Gulf-Ecosystem-Status-Report.docx
@@ -23,7 +23,7 @@
         <w:pStyle w:val="Date"/>
       </w:pPr>
       <w:r>
-        <w:t xml:space="preserve">2026-10-26</w:t>
+        <w:t xml:space="preserve">2026-10-28</w:t>
       </w:r>
     </w:p>
     <w:sdt>

--- a/Gulf-Ecosystem-Status-Report.docx
+++ b/Gulf-Ecosystem-Status-Report.docx
@@ -23,7 +23,7 @@
         <w:pStyle w:val="Date"/>
       </w:pPr>
       <w:r>
-        <w:t xml:space="preserve">2026-10-28</w:t>
+        <w:t xml:space="preserve">2026-10-29</w:t>
       </w:r>
     </w:p>
     <w:sdt>
